--- a/morphic-mini-challenge/resources/README - Description of training data.docx
+++ b/morphic-mini-challenge/resources/README - Description of training data.docx
@@ -1,311 +1,415 @@
 
 <file path=word/document.xml><?xml version="1.0" encoding="utf-8"?>
-<w:document xmlns:mc="http://schemas.openxmlformats.org/markup-compatibility/2006" xmlns:o="urn:schemas-microsoft-com:office:office" xmlns:r="http://schemas.openxmlformats.org/officeDocument/2006/relationships" xmlns:m="http://schemas.openxmlformats.org/officeDocument/2006/math" xmlns:v="urn:schemas-microsoft-com:vml" xmlns:wp="http://schemas.openxmlformats.org/drawingml/2006/wordprocessingDrawing" xmlns:w10="urn:schemas-microsoft-com:office:word" xmlns:w="http://schemas.openxmlformats.org/wordprocessingml/2006/main" xmlns:wne="http://schemas.microsoft.com/office/word/2006/wordml" xmlns:sl="http://schemas.openxmlformats.org/schemaLibrary/2006/main" xmlns:a="http://schemas.openxmlformats.org/drawingml/2006/main" xmlns:pic="http://schemas.openxmlformats.org/drawingml/2006/picture" xmlns:c="http://schemas.openxmlformats.org/drawingml/2006/chart" xmlns:lc="http://schemas.openxmlformats.org/drawingml/2006/lockedCanvas" xmlns:dgm="http://schemas.openxmlformats.org/drawingml/2006/diagram" xmlns:wps="http://schemas.microsoft.com/office/word/2010/wordprocessingShape" xmlns:wpg="http://schemas.microsoft.com/office/word/2010/wordprocessingGroup" xmlns:w14="http://schemas.microsoft.com/office/word/2010/wordml" xmlns:w15="http://schemas.microsoft.com/office/word/2012/wordml" xmlns:w16="http://schemas.microsoft.com/office/word/2018/wordml" xmlns:w16cex="http://schemas.microsoft.com/office/word/2018/wordml/cex" xmlns:w16cid="http://schemas.microsoft.com/office/word/2016/wordml/cid" xmlns="http://schemas.microsoft.com/office/tasks/2019/documenttasks" xmlns:cr="http://schemas.microsoft.com/office/comments/2020/reactions">
+<w:document xmlns:wpc="http://schemas.microsoft.com/office/word/2010/wordprocessingCanvas" xmlns:cx="http://schemas.microsoft.com/office/drawing/2014/chartex" xmlns:cx1="http://schemas.microsoft.com/office/drawing/2015/9/8/chartex" xmlns:cx2="http://schemas.microsoft.com/office/drawing/2015/10/21/chartex" xmlns:cx3="http://schemas.microsoft.com/office/drawing/2016/5/9/chartex" xmlns:cx4="http://schemas.microsoft.com/office/drawing/2016/5/10/chartex" xmlns:cx5="http://schemas.microsoft.com/office/drawing/2016/5/11/chartex" xmlns:cx6="http://schemas.microsoft.com/office/drawing/2016/5/12/chartex" xmlns:cx7="http://schemas.microsoft.com/office/drawing/2016/5/13/chartex" xmlns:cx8="http://schemas.microsoft.com/office/drawing/2016/5/14/chartex" xmlns:mc="http://schemas.openxmlformats.org/markup-compatibility/2006" xmlns:aink="http://schemas.microsoft.com/office/drawing/2016/ink" xmlns:am3d="http://schemas.microsoft.com/office/drawing/2017/model3d" xmlns:o="urn:schemas-microsoft-com:office:office" xmlns:oel="http://schemas.microsoft.com/office/2019/extlst" xmlns:r="http://schemas.openxmlformats.org/officeDocument/2006/relationships" xmlns:m="http://schemas.openxmlformats.org/officeDocument/2006/math" xmlns:v="urn:schemas-microsoft-com:vml" xmlns:wp14="http://schemas.microsoft.com/office/word/2010/wordprocessingDrawing" xmlns:wp="http://schemas.openxmlformats.org/drawingml/2006/wordprocessingDrawing" xmlns:w10="urn:schemas-microsoft-com:office:word" xmlns:w="http://schemas.openxmlformats.org/wordprocessingml/2006/main" xmlns:w14="http://schemas.microsoft.com/office/word/2010/wordml" xmlns:w15="http://schemas.microsoft.com/office/word/2012/wordml" xmlns:w16cex="http://schemas.microsoft.com/office/word/2018/wordml/cex" xmlns:w16cid="http://schemas.microsoft.com/office/word/2016/wordml/cid" xmlns:w16="http://schemas.microsoft.com/office/word/2018/wordml" xmlns:w16du="http://schemas.microsoft.com/office/word/2023/wordml/word16du" xmlns:w16sdtdh="http://schemas.microsoft.com/office/word/2020/wordml/sdtdatahash" xmlns:w16sdtfl="http://schemas.microsoft.com/office/word/2024/wordml/sdtformatlock" xmlns:w16se="http://schemas.microsoft.com/office/word/2015/wordml/symex" xmlns:wpg="http://schemas.microsoft.com/office/word/2010/wordprocessingGroup" xmlns:wpi="http://schemas.microsoft.com/office/word/2010/wordprocessingInk" xmlns:wne="http://schemas.microsoft.com/office/word/2006/wordml" xmlns:wps="http://schemas.microsoft.com/office/word/2010/wordprocessingShape" mc:Ignorable="w14 w15 w16se w16cid w16 w16cex w16sdtdh w16sdtfl w16du wp14">
   <w:body>
     <w:p>
-      <w:pPr>
-        <w:spacing w:line="276" w:lineRule="auto"/>
-        <w:rPr/>
-      </w:pPr>
-      <w:r>
-        <w:rPr>
-          <w:rtl w:val="0"/>
-        </w:rPr>
-        <w:t xml:space="preserve">We will be using WT multiome and WT and TF/KO scRNA-seq data from the manuscript </w:t>
+      <w:r>
+        <w:t xml:space="preserve">We will be using WT </w:t>
+      </w:r>
+      <w:proofErr w:type="spellStart"/>
+      <w:r>
+        <w:t>multiome</w:t>
+      </w:r>
+      <w:proofErr w:type="spellEnd"/>
+      <w:r>
+        <w:t xml:space="preserve"> and WT and TF/KO </w:t>
+      </w:r>
+      <w:proofErr w:type="spellStart"/>
+      <w:r>
+        <w:t>scRNA</w:t>
+      </w:r>
+      <w:proofErr w:type="spellEnd"/>
+      <w:r>
+        <w:t xml:space="preserve">-seq data from the manuscript </w:t>
+      </w:r>
+      <w:hyperlink r:id="rId4">
+        <w:r>
+          <w:rPr>
+            <w:color w:val="1155CC"/>
+            <w:u w:val="single"/>
+          </w:rPr>
+          <w:t>Single-cell brain organoid screening identified developmental defects in autism</w:t>
+        </w:r>
+      </w:hyperlink>
+      <w:r>
+        <w:t xml:space="preserve"> by Li, </w:t>
+      </w:r>
+      <w:r>
+        <w:rPr>
+          <w:i/>
+          <w:iCs/>
+        </w:rPr>
+        <w:t>et al</w:t>
+      </w:r>
+      <w:r>
+        <w:t xml:space="preserve">. The authors developed an experimental system for perturbing genes and then profiling the resulting perturbed (and WT!) cells using </w:t>
+      </w:r>
+      <w:proofErr w:type="spellStart"/>
+      <w:r>
+        <w:t>scRNA</w:t>
+      </w:r>
+      <w:proofErr w:type="spellEnd"/>
+      <w:r>
+        <w:t xml:space="preserve">-seq. They call their system CHOOSE – CRISPR-human organoids-single-cell RNA sequencing. They apply it to 36 high-risk autism spectrum disorder genes, including 14 TFs, within 8 cell types arising during neuronal development. CRISPR-Cas9 is an enzyme that occurs naturally in the bacterial immune system and </w:t>
+      </w:r>
+      <w:proofErr w:type="gramStart"/>
+      <w:r>
+        <w:t>has the ability to</w:t>
+      </w:r>
+      <w:proofErr w:type="gramEnd"/>
+      <w:r>
+        <w:t xml:space="preserve"> cut DNA. It is localized to an individual target gene by a guide RNA (gRNA) that is complementary to that target’s DNA. Once bound to DNA, the Cas9 nuclease cuts the DNA, thus disrupting the gene function. The experiment is a “screen” – it utilizes a pool of gRNAs targeting the 36 genes. These are delivered to cells via a “lentiviral” vector, each of which both activates (“induces”) the Cas9 machinery and provides a pair of gRNAs targeting a single gene. The experiment uses a low vector infection rate with the aim of introducing at most a single pair of gRNAs per cell. </w:t>
+      </w:r>
+      <w:proofErr w:type="spellStart"/>
+      <w:r>
+        <w:t>scRNA</w:t>
+      </w:r>
+      <w:proofErr w:type="spellEnd"/>
+      <w:r>
+        <w:t xml:space="preserve">-seq then provides a readout of gRNAs within the cell, which allows us to infer which gene (if any) was targeted in the cell. This screening approach is scalable and efficient. On the other hand, it </w:t>
+      </w:r>
+      <w:r>
+        <w:t>cannot</w:t>
+      </w:r>
+      <w:r>
+        <w:t xml:space="preserve"> guarantee that the gene was </w:t>
+      </w:r>
+      <w:proofErr w:type="gramStart"/>
+      <w:r>
+        <w:t>actually perturbed</w:t>
+      </w:r>
+      <w:proofErr w:type="gramEnd"/>
+      <w:r>
+        <w:t xml:space="preserve"> (despite the presence of the targeting gRNA) nor can it guarantee that both copies of the gene (on autosomal chromosomes) are disrupted – that is, the induced mutation may be hetero- rather than homo-</w:t>
+      </w:r>
+      <w:proofErr w:type="spellStart"/>
+      <w:r>
+        <w:t>zygous</w:t>
+      </w:r>
+      <w:proofErr w:type="spellEnd"/>
+      <w:r>
+        <w:t xml:space="preserve">. Partly motivated by these concerns, we suggest evaluating your approach on a small subset of TF targets and cell types (as described in Evaluation metrics below). </w:t>
+      </w:r>
+    </w:p>
+    <w:p/>
+    <w:p>
+      <w:r>
+        <w:t xml:space="preserve">We are only providing the expression component of the WT </w:t>
+      </w:r>
+      <w:proofErr w:type="spellStart"/>
+      <w:proofErr w:type="gramStart"/>
+      <w:r>
+        <w:t>multiome</w:t>
+      </w:r>
+      <w:proofErr w:type="spellEnd"/>
+      <w:r>
+        <w:t xml:space="preserve"> data</w:t>
+      </w:r>
+      <w:proofErr w:type="gramEnd"/>
+      <w:r>
+        <w:t xml:space="preserve">. </w:t>
+      </w:r>
+      <w:proofErr w:type="gramStart"/>
+      <w:r>
+        <w:t>Those</w:t>
+      </w:r>
+      <w:proofErr w:type="gramEnd"/>
+      <w:r>
+        <w:t xml:space="preserve"> data should be used to develop your approach. They are in the CHOOSE-</w:t>
+      </w:r>
+      <w:proofErr w:type="spellStart"/>
+      <w:r>
+        <w:t>multiome</w:t>
+      </w:r>
+      <w:proofErr w:type="spellEnd"/>
+      <w:r>
+        <w:t xml:space="preserve">-expr folder of the </w:t>
+      </w:r>
+      <w:hyperlink r:id="rId5">
+        <w:r>
+          <w:rPr>
+            <w:color w:val="1155CC"/>
+            <w:u w:val="single"/>
+          </w:rPr>
+          <w:t>Data folder</w:t>
+        </w:r>
+      </w:hyperlink>
+      <w:r>
+        <w:t xml:space="preserve"> on Drive, with metadata in </w:t>
       </w:r>
       <w:hyperlink r:id="rId6">
         <w:r>
           <w:rPr>
-            <w:color w:val="1155cc"/>
+            <w:color w:val="1155CC"/>
             <w:u w:val="single"/>
-            <w:rtl w:val="0"/>
           </w:rPr>
-          <w:t xml:space="preserve">Single-cell brain organoid screening identified developmental defects in autism</w:t>
+          <w:t>CHOOSE-multiome-wt-metadata.csv</w:t>
         </w:r>
       </w:hyperlink>
       <w:r>
-        <w:rPr>
-          <w:rtl w:val="0"/>
-        </w:rPr>
-        <w:t xml:space="preserve"> by Li, </w:t>
-      </w:r>
-      <w:r>
-        <w:rPr>
-          <w:i w:val="1"/>
-          <w:iCs w:val="1"/>
-          <w:rtl w:val="0"/>
-        </w:rPr>
-        <w:t xml:space="preserve">et al</w:t>
-      </w:r>
-      <w:r>
-        <w:rPr>
-          <w:rtl w:val="0"/>
-        </w:rPr>
-        <w:t xml:space="preserve">. The authors developed an experimental system for perturbing genes and then profiling the resulting perturbed (and WT!) cells using scRNA-seq. They call their system CHOOSE – CRISPR-human organoids-single-cell RNA sequencing. They apply it to 36 high-risk autism spectrum disorder genes, including 14 TFs, within 8 cell types arising during neuronal development. CRISPR-Cas9 is an enzyme that occurs naturally in the bacterial immune system and has the ability to cut DNA. It is localized to an individual target gene by a guide RNA (gRNA) that is complementary to that target’s DNA. Once bound to DNA, the Cas9 nuclease cuts the DNA, thus disrupting the gene function. The experiment is a “screen” – it utilizes a pool of gRNAs targeting the 36 genes. These are delivered to cells via a “lentiviral” vector, each of which both activates (“induces”) the Cas9 machinery and provides a pair of gRNAs targeting a single gene. The experiment uses a low vector infection rate with the aim of introducing at most a single pair of gRNAs per cell. scRNA-seq then provides a readout of gRNAs within the cell, which allows us to infer which gene (if any) was targeted in the cell. This screening approach is scalable and efficient. On the other hand, it can not guarantee that the gene was actually perturbed (despite the presence of the targeting gRNA) nor can it guarantee that both copies of the gene (on autosomal chromosomes) are disrupted – that is, the induced mutation may be hetero- rather than homo-zygous. Partly motivated by these concerns, we suggest evaluating your approach on a small subset of TF targets and cell types (as described in Evaluation metrics below). </w:t>
-      </w:r>
-    </w:p>
-    <w:p>
-      <w:pPr>
-        <w:spacing w:line="276" w:lineRule="auto"/>
-        <w:rPr/>
-      </w:pPr>
-      <w:r>
-        <w:rPr>
-          <w:rtl w:val="0"/>
-        </w:rPr>
-      </w:r>
-    </w:p>
-    <w:p>
-      <w:pPr>
-        <w:spacing w:line="276" w:lineRule="auto"/>
-        <w:rPr/>
-      </w:pPr>
-      <w:r>
-        <w:rPr>
-          <w:rtl w:val="0"/>
-        </w:rPr>
-        <w:t xml:space="preserve">We are only providing the expression component of the WT multiome data. Those data should be used to develop your approach. They are in the CHOOSE-multiome-expr folder of the </w:t>
+        <w:t xml:space="preserve"> and the expression data matrix in </w:t>
       </w:r>
       <w:hyperlink r:id="rId7">
         <w:r>
           <w:rPr>
-            <w:color w:val="1155cc"/>
+            <w:color w:val="1155CC"/>
             <w:u w:val="single"/>
-            <w:rtl w:val="0"/>
           </w:rPr>
-          <w:t xml:space="preserve">Data folder</w:t>
+          <w:t>CHOOSE-multiome-wt-log-norm.csv.gz</w:t>
         </w:r>
       </w:hyperlink>
       <w:r>
-        <w:rPr>
-          <w:rtl w:val="0"/>
-        </w:rPr>
-        <w:t xml:space="preserve"> on Drive, with metadata in </w:t>
+        <w:t xml:space="preserve">. </w:t>
+      </w:r>
+    </w:p>
+    <w:p/>
+    <w:p>
+      <w:r>
+        <w:t xml:space="preserve">Each row of the metadata corresponds to a cell, with its cell id the row name. These cell ids are the column names of the data matrix. The cell type is provided in the </w:t>
+      </w:r>
+      <w:proofErr w:type="spellStart"/>
+      <w:proofErr w:type="gramStart"/>
+      <w:r>
+        <w:rPr>
+          <w:rFonts w:ascii="Courier New" w:eastAsia="Courier New" w:hAnsi="Courier New" w:cs="Courier New"/>
+        </w:rPr>
+        <w:t>celltype</w:t>
+      </w:r>
+      <w:proofErr w:type="gramEnd"/>
+      <w:r>
+        <w:rPr>
+          <w:rFonts w:ascii="Courier New" w:eastAsia="Courier New" w:hAnsi="Courier New" w:cs="Courier New"/>
+        </w:rPr>
+        <w:t>_jf</w:t>
+      </w:r>
+      <w:proofErr w:type="spellEnd"/>
+      <w:r>
+        <w:t xml:space="preserve"> column. The data are log-normalized – i.e., we applied </w:t>
+      </w:r>
+      <w:proofErr w:type="spellStart"/>
+      <w:proofErr w:type="gramStart"/>
+      <w:r>
+        <w:rPr>
+          <w:rFonts w:ascii="Courier New" w:eastAsia="Courier New" w:hAnsi="Courier New" w:cs="Courier New"/>
+        </w:rPr>
+        <w:t>NormalizeData</w:t>
+      </w:r>
+      <w:proofErr w:type="spellEnd"/>
+      <w:r>
+        <w:rPr>
+          <w:rFonts w:ascii="Courier New" w:eastAsia="Courier New" w:hAnsi="Courier New" w:cs="Courier New"/>
+        </w:rPr>
+        <w:t>(</w:t>
+      </w:r>
+      <w:proofErr w:type="spellStart"/>
+      <w:r>
+        <w:rPr>
+          <w:rFonts w:ascii="Courier New" w:eastAsia="Courier New" w:hAnsi="Courier New" w:cs="Courier New"/>
+        </w:rPr>
+        <w:t>normalization.method</w:t>
+      </w:r>
+      <w:proofErr w:type="spellEnd"/>
+      <w:proofErr w:type="gramEnd"/>
+      <w:r>
+        <w:rPr>
+          <w:rFonts w:ascii="Courier New" w:eastAsia="Courier New" w:hAnsi="Courier New" w:cs="Courier New"/>
+        </w:rPr>
+        <w:t xml:space="preserve"> = “</w:t>
+      </w:r>
+      <w:proofErr w:type="spellStart"/>
+      <w:r>
+        <w:rPr>
+          <w:rFonts w:ascii="Courier New" w:eastAsia="Courier New" w:hAnsi="Courier New" w:cs="Courier New"/>
+        </w:rPr>
+        <w:t>LogNormalize</w:t>
+      </w:r>
+      <w:proofErr w:type="spellEnd"/>
+      <w:r>
+        <w:rPr>
+          <w:rFonts w:ascii="Courier New" w:eastAsia="Courier New" w:hAnsi="Courier New" w:cs="Courier New"/>
+        </w:rPr>
+        <w:t xml:space="preserve">”, </w:t>
+      </w:r>
+      <w:proofErr w:type="spellStart"/>
+      <w:proofErr w:type="gramStart"/>
+      <w:r>
+        <w:rPr>
+          <w:rFonts w:ascii="Courier New" w:eastAsia="Courier New" w:hAnsi="Courier New" w:cs="Courier New"/>
+        </w:rPr>
+        <w:t>scale.factor</w:t>
+      </w:r>
+      <w:proofErr w:type="spellEnd"/>
+      <w:proofErr w:type="gramEnd"/>
+      <w:r>
+        <w:rPr>
+          <w:rFonts w:ascii="Courier New" w:eastAsia="Courier New" w:hAnsi="Courier New" w:cs="Courier New"/>
+        </w:rPr>
+        <w:t>=10000)</w:t>
+      </w:r>
+      <w:r>
+        <w:t xml:space="preserve"> which divides the gene (or “feature”) count of each cell by the total counts for that cell, multiplies it by 10,000, and finally adds one and natural log transforms (</w:t>
+      </w:r>
+      <w:r>
+        <w:rPr>
+          <w:rFonts w:ascii="Courier New" w:eastAsia="Courier New" w:hAnsi="Courier New" w:cs="Courier New"/>
+        </w:rPr>
+        <w:t>log1p</w:t>
+      </w:r>
+      <w:r>
+        <w:t xml:space="preserve">). We suggest using </w:t>
+      </w:r>
+      <w:proofErr w:type="spellStart"/>
+      <w:r>
+        <w:rPr>
+          <w:rFonts w:ascii="Courier New" w:eastAsia="Courier New" w:hAnsi="Courier New" w:cs="Courier New"/>
+        </w:rPr>
+        <w:t>fread</w:t>
+      </w:r>
+      <w:proofErr w:type="spellEnd"/>
+      <w:r>
+        <w:t xml:space="preserve"> from the </w:t>
+      </w:r>
+      <w:proofErr w:type="spellStart"/>
+      <w:proofErr w:type="gramStart"/>
+      <w:r>
+        <w:rPr>
+          <w:rFonts w:ascii="Courier New" w:eastAsia="Courier New" w:hAnsi="Courier New" w:cs="Courier New"/>
+        </w:rPr>
+        <w:t>data.table</w:t>
+      </w:r>
+      <w:proofErr w:type="spellEnd"/>
+      <w:proofErr w:type="gramEnd"/>
+      <w:r>
+        <w:t xml:space="preserve"> R package for reading large expression matrices.</w:t>
+      </w:r>
+    </w:p>
+    <w:p/>
+    <w:p>
+      <w:r>
+        <w:t xml:space="preserve">Once you have developed your approach, you can apply the evaluation metric (see below) to the WT and TF KO </w:t>
+      </w:r>
+      <w:proofErr w:type="spellStart"/>
+      <w:r>
+        <w:t>scRNA</w:t>
+      </w:r>
+      <w:proofErr w:type="spellEnd"/>
+      <w:r>
+        <w:t>-seq data to see how it performs. Those data are in the CHOOSE-</w:t>
+      </w:r>
+      <w:proofErr w:type="spellStart"/>
+      <w:r>
+        <w:t>scRNA</w:t>
+      </w:r>
+      <w:proofErr w:type="spellEnd"/>
+      <w:r>
+        <w:t xml:space="preserve">-seq subfolder of the Data folder, with metadata in </w:t>
       </w:r>
       <w:hyperlink r:id="rId8">
         <w:r>
           <w:rPr>
-            <w:color w:val="1155cc"/>
+            <w:color w:val="1155CC"/>
             <w:u w:val="single"/>
-            <w:rtl w:val="0"/>
           </w:rPr>
-          <w:t xml:space="preserve">CHOOSE-multiome-wt-metadata.csv</w:t>
+          <w:t>CHOOSE-sc-wt-and-tf-metadata.csv</w:t>
         </w:r>
       </w:hyperlink>
       <w:r>
-        <w:rPr>
-          <w:rtl w:val="0"/>
-        </w:rPr>
         <w:t xml:space="preserve"> and the expression data matrix in </w:t>
       </w:r>
       <w:hyperlink r:id="rId9">
         <w:r>
           <w:rPr>
-            <w:color w:val="1155cc"/>
+            <w:color w:val="1155CC"/>
             <w:u w:val="single"/>
-            <w:rtl w:val="0"/>
           </w:rPr>
-          <w:t xml:space="preserve">CHOOSE-multiome-wt-log-norm.csv.gz</w:t>
+          <w:t>CHOOSE-sc-wt-and-tf-log-norm.csv.gz</w:t>
         </w:r>
       </w:hyperlink>
       <w:r>
-        <w:rPr>
-          <w:rtl w:val="0"/>
-        </w:rPr>
-        <w:t xml:space="preserve">. Each row of the metadata corresponds to a cell, with its cell id the row name. These cell ids are the column names of the data matrix. The cell type is provided in the </w:t>
-      </w:r>
-      <w:r>
-        <w:rPr>
-          <w:rFonts w:ascii="Courier New" w:cs="Courier New" w:eastAsia="Courier New" w:hAnsi="Courier New"/>
-          <w:rtl w:val="0"/>
-        </w:rPr>
-        <w:t xml:space="preserve">celltype_jf</w:t>
-      </w:r>
-      <w:r>
-        <w:rPr>
-          <w:rtl w:val="0"/>
-        </w:rPr>
-        <w:t xml:space="preserve"> column. The data are log-normalized – i.e., we applied </w:t>
-      </w:r>
-      <w:r>
-        <w:rPr>
-          <w:rFonts w:ascii="Courier New" w:cs="Courier New" w:eastAsia="Courier New" w:hAnsi="Courier New"/>
-          <w:rtl w:val="0"/>
-        </w:rPr>
-        <w:t xml:space="preserve">NormalizeData(normalization.method = “LogNormalize”, scale.factor=10000)</w:t>
-      </w:r>
-      <w:r>
-        <w:rPr>
-          <w:rtl w:val="0"/>
-        </w:rPr>
-        <w:t xml:space="preserve"> which divides the gene (or “feature”) count of each cell by the total counts for that cell, multiplies it by 10,000, and finally adds one and natural log transforms (</w:t>
-      </w:r>
-      <w:r>
-        <w:rPr>
-          <w:rFonts w:ascii="Courier New" w:cs="Courier New" w:eastAsia="Courier New" w:hAnsi="Courier New"/>
-          <w:rtl w:val="0"/>
-        </w:rPr>
-        <w:t xml:space="preserve">log1p</w:t>
-      </w:r>
-      <w:r>
-        <w:rPr>
-          <w:rtl w:val="0"/>
-        </w:rPr>
-        <w:t xml:space="preserve">). We suggest using </w:t>
-      </w:r>
-      <w:r>
-        <w:rPr>
-          <w:rFonts w:ascii="Courier New" w:cs="Courier New" w:eastAsia="Courier New" w:hAnsi="Courier New"/>
-          <w:rtl w:val="0"/>
-        </w:rPr>
-        <w:t xml:space="preserve">fread</w:t>
-      </w:r>
-      <w:r>
-        <w:rPr>
-          <w:rtl w:val="0"/>
-        </w:rPr>
-        <w:t xml:space="preserve"> from the </w:t>
-      </w:r>
-      <w:r>
-        <w:rPr>
-          <w:rFonts w:ascii="Courier New" w:cs="Courier New" w:eastAsia="Courier New" w:hAnsi="Courier New"/>
-          <w:rtl w:val="0"/>
-        </w:rPr>
-        <w:t xml:space="preserve">data.table</w:t>
-      </w:r>
-      <w:r>
-        <w:rPr>
-          <w:rtl w:val="0"/>
-        </w:rPr>
-        <w:t xml:space="preserve"> R package for reading large expression matrices.</w:t>
+        <w:t xml:space="preserve">. The metadata and data are formatted and normalized as the </w:t>
+      </w:r>
+      <w:proofErr w:type="spellStart"/>
+      <w:r>
+        <w:t>mult</w:t>
+      </w:r>
+      <w:r>
+        <w:t>i</w:t>
+      </w:r>
+      <w:r>
+        <w:t>ome</w:t>
+      </w:r>
+      <w:proofErr w:type="spellEnd"/>
+      <w:r>
+        <w:t xml:space="preserve"> data above, with </w:t>
+      </w:r>
+      <w:proofErr w:type="gramStart"/>
+      <w:r>
+        <w:t>the one</w:t>
+      </w:r>
+      <w:proofErr w:type="gramEnd"/>
+      <w:r>
+        <w:t xml:space="preserve"> important exception that these data include TF KOs, which are indicated in the </w:t>
+      </w:r>
+      <w:proofErr w:type="spellStart"/>
+      <w:r>
+        <w:rPr>
+          <w:rFonts w:ascii="Courier New" w:eastAsia="Courier New" w:hAnsi="Courier New" w:cs="Courier New"/>
+        </w:rPr>
+        <w:t>gRNA_perturb</w:t>
+      </w:r>
+      <w:proofErr w:type="spellEnd"/>
+      <w:r>
+        <w:t xml:space="preserve"> column of the metadata. </w:t>
+      </w:r>
+      <w:proofErr w:type="spellStart"/>
+      <w:r>
+        <w:rPr>
+          <w:rFonts w:ascii="Courier New" w:eastAsia="Courier New" w:hAnsi="Courier New" w:cs="Courier New"/>
+        </w:rPr>
+        <w:t>gRNA_perturb</w:t>
+      </w:r>
+      <w:proofErr w:type="spellEnd"/>
+      <w:r>
+        <w:t xml:space="preserve"> is </w:t>
+      </w:r>
+      <w:r>
+        <w:rPr>
+          <w:rFonts w:ascii="Courier New" w:eastAsia="Courier New" w:hAnsi="Courier New" w:cs="Courier New"/>
+        </w:rPr>
+        <w:t>CTRL</w:t>
+      </w:r>
+      <w:r>
+        <w:t xml:space="preserve"> for WT cells and otherwise is the gene symbol name of the </w:t>
+      </w:r>
+      <w:proofErr w:type="spellStart"/>
+      <w:r>
+        <w:t>KO’ed</w:t>
+      </w:r>
+      <w:proofErr w:type="spellEnd"/>
+      <w:r>
+        <w:t xml:space="preserve"> TF.</w:t>
       </w:r>
     </w:p>
-    <w:p>
-      <w:pPr>
-        <w:spacing w:line="276" w:lineRule="auto"/>
-        <w:rPr/>
-      </w:pPr>
-      <w:r>
-        <w:rPr>
-          <w:rtl w:val="0"/>
-        </w:rPr>
-      </w:r>
-    </w:p>
-    <w:p>
-      <w:pPr>
-        <w:spacing w:line="276" w:lineRule="auto"/>
-        <w:rPr/>
-      </w:pPr>
-      <w:r>
-        <w:rPr>
-          <w:rtl w:val="0"/>
-        </w:rPr>
-        <w:t xml:space="preserve">Once you have developed your approach, you can apply the evaluation metric (see below) to the WT and TF KO scRNA-seq data to see how it performs. Those data are in the CHOOSE-scRNA-seq subfolder of the Data folder, with metadata in </w:t>
-      </w:r>
-      <w:hyperlink r:id="rId10">
-        <w:r>
-          <w:rPr>
-            <w:color w:val="1155cc"/>
-            <w:u w:val="single"/>
-            <w:rtl w:val="0"/>
-          </w:rPr>
-          <w:t xml:space="preserve">CHOOSE-sc-wt-and-tf-metadata.csv</w:t>
-        </w:r>
-      </w:hyperlink>
-      <w:r>
-        <w:rPr>
-          <w:rtl w:val="0"/>
-        </w:rPr>
-        <w:t xml:space="preserve"> and the expression data matrix in </w:t>
-      </w:r>
-      <w:hyperlink r:id="rId11">
-        <w:r>
-          <w:rPr>
-            <w:color w:val="1155cc"/>
-            <w:u w:val="single"/>
-            <w:rtl w:val="0"/>
-          </w:rPr>
-          <w:t xml:space="preserve">CHOOSE-sc-wt-and-tf-log-norm.csv.gz</w:t>
-        </w:r>
-      </w:hyperlink>
-      <w:r>
-        <w:rPr>
-          <w:rtl w:val="0"/>
-        </w:rPr>
-        <w:t xml:space="preserve">. The metadata and data are formatted and normalized as the mulitome data above, with the one important exception that these data include TF KOs, which are indicated in the </w:t>
-      </w:r>
-      <w:r>
-        <w:rPr>
-          <w:rFonts w:ascii="Courier New" w:cs="Courier New" w:eastAsia="Courier New" w:hAnsi="Courier New"/>
-          <w:rtl w:val="0"/>
-        </w:rPr>
-        <w:t xml:space="preserve">gRNA_perturb</w:t>
-      </w:r>
-      <w:r>
-        <w:rPr>
-          <w:rtl w:val="0"/>
-        </w:rPr>
-        <w:t xml:space="preserve"> column of the metadata. </w:t>
-      </w:r>
-      <w:r>
-        <w:rPr>
-          <w:rFonts w:ascii="Courier New" w:cs="Courier New" w:eastAsia="Courier New" w:hAnsi="Courier New"/>
-          <w:rtl w:val="0"/>
-        </w:rPr>
-        <w:t xml:space="preserve">gRNA_perturb</w:t>
-      </w:r>
-      <w:r>
-        <w:rPr>
-          <w:rtl w:val="0"/>
-        </w:rPr>
-        <w:t xml:space="preserve"> is </w:t>
-      </w:r>
-      <w:r>
-        <w:rPr>
-          <w:rFonts w:ascii="Courier New" w:cs="Courier New" w:eastAsia="Courier New" w:hAnsi="Courier New"/>
-          <w:rtl w:val="0"/>
-        </w:rPr>
-        <w:t xml:space="preserve">CTRL</w:t>
-      </w:r>
-      <w:r>
-        <w:rPr>
-          <w:rtl w:val="0"/>
-        </w:rPr>
-        <w:t xml:space="preserve"> for WT cells and otherwise is the gene symbol name of the KO’ed TF.</w:t>
-      </w:r>
-    </w:p>
-    <w:p>
-      <w:pPr>
-        <w:rPr/>
-      </w:pPr>
-      <w:r>
-        <w:rPr>
-          <w:rtl w:val="0"/>
-        </w:rPr>
-      </w:r>
-    </w:p>
+    <w:p/>
     <w:sectPr>
-      <w:pgSz w:h="15840" w:w="12240" w:orient="portrait"/>
-      <w:pgMar w:bottom="1440" w:top="1440" w:left="1440" w:right="1440" w:header="720" w:footer="720"/>
+      <w:pgSz w:w="12240" w:h="15840"/>
+      <w:pgMar w:top="1440" w:right="1440" w:bottom="1440" w:left="1440" w:header="720" w:footer="720" w:gutter="0"/>
       <w:pgNumType w:start="1"/>
+      <w:cols w:space="720"/>
     </w:sectPr>
   </w:body>
 </w:document>
 </file>
 
-<file path=word/numbering.xml><?xml version="1.0" encoding="utf-8"?>
-<w:numbering xmlns:mc="http://schemas.openxmlformats.org/markup-compatibility/2006" xmlns:o="urn:schemas-microsoft-com:office:office" xmlns:r="http://schemas.openxmlformats.org/officeDocument/2006/relationships" xmlns:m="http://schemas.openxmlformats.org/officeDocument/2006/math" xmlns:v="urn:schemas-microsoft-com:vml" xmlns:wp="http://schemas.openxmlformats.org/drawingml/2006/wordprocessingDrawing" xmlns:w10="urn:schemas-microsoft-com:office:word" xmlns:w="http://schemas.openxmlformats.org/wordprocessingml/2006/main" xmlns:wne="http://schemas.microsoft.com/office/word/2006/wordml" xmlns:sl="http://schemas.openxmlformats.org/schemaLibrary/2006/main" xmlns:a="http://schemas.openxmlformats.org/drawingml/2006/main" xmlns:pic="http://schemas.openxmlformats.org/drawingml/2006/picture" xmlns:c="http://schemas.openxmlformats.org/drawingml/2006/chart" xmlns:lc="http://schemas.openxmlformats.org/drawingml/2006/lockedCanvas" xmlns:dgm="http://schemas.openxmlformats.org/drawingml/2006/diagram" xmlns:wps="http://schemas.microsoft.com/office/word/2010/wordprocessingShape" xmlns:wpg="http://schemas.microsoft.com/office/word/2010/wordprocessingGroup" xmlns:w14="http://schemas.microsoft.com/office/word/2010/wordml" xmlns:w15="http://schemas.microsoft.com/office/word/2012/wordml" xmlns:w16="http://schemas.microsoft.com/office/word/2018/wordml" xmlns:w16cex="http://schemas.microsoft.com/office/word/2018/wordml/cex" xmlns:w16cid="http://schemas.microsoft.com/office/word/2016/wordml/cid" xmlns="http://schemas.microsoft.com/office/tasks/2019/documenttasks" xmlns:cr="http://schemas.microsoft.com/office/comments/2020/reactions"/>
-</file>
-
 <file path=word/styles.xml><?xml version="1.0" encoding="utf-8"?>
-<w:styles xmlns:mc="http://schemas.openxmlformats.org/markup-compatibility/2006" xmlns:o="urn:schemas-microsoft-com:office:office" xmlns:r="http://schemas.openxmlformats.org/officeDocument/2006/relationships" xmlns:m="http://schemas.openxmlformats.org/officeDocument/2006/math" xmlns:v="urn:schemas-microsoft-com:vml" xmlns:wp="http://schemas.openxmlformats.org/drawingml/2006/wordprocessingDrawing" xmlns:w10="urn:schemas-microsoft-com:office:word" xmlns:w="http://schemas.openxmlformats.org/wordprocessingml/2006/main" xmlns:wne="http://schemas.microsoft.com/office/word/2006/wordml" xmlns:sl="http://schemas.openxmlformats.org/schemaLibrary/2006/main" xmlns:a="http://schemas.openxmlformats.org/drawingml/2006/main" xmlns:pic="http://schemas.openxmlformats.org/drawingml/2006/picture" xmlns:c="http://schemas.openxmlformats.org/drawingml/2006/chart" xmlns:lc="http://schemas.openxmlformats.org/drawingml/2006/lockedCanvas" xmlns:dgm="http://schemas.openxmlformats.org/drawingml/2006/diagram" xmlns:wps="http://schemas.microsoft.com/office/word/2010/wordprocessingShape" xmlns:wpg="http://schemas.microsoft.com/office/word/2010/wordprocessingGroup" xmlns:w14="http://schemas.microsoft.com/office/word/2010/wordml" xmlns:w15="http://schemas.microsoft.com/office/word/2012/wordml" xmlns:w16="http://schemas.microsoft.com/office/word/2018/wordml" xmlns:w16cex="http://schemas.microsoft.com/office/word/2018/wordml/cex" xmlns:w16cid="http://schemas.microsoft.com/office/word/2016/wordml/cid" xmlns="http://schemas.microsoft.com/office/tasks/2019/documenttasks" xmlns:cr="http://schemas.microsoft.com/office/comments/2020/reactions">
+<w:styles xmlns:mc="http://schemas.openxmlformats.org/markup-compatibility/2006" xmlns:r="http://schemas.openxmlformats.org/officeDocument/2006/relationships" xmlns:w="http://schemas.openxmlformats.org/wordprocessingml/2006/main" xmlns:w14="http://schemas.microsoft.com/office/word/2010/wordml" xmlns:w15="http://schemas.microsoft.com/office/word/2012/wordml" xmlns:w16cex="http://schemas.microsoft.com/office/word/2018/wordml/cex" xmlns:w16cid="http://schemas.microsoft.com/office/word/2016/wordml/cid" xmlns:w16="http://schemas.microsoft.com/office/word/2018/wordml" xmlns:w16du="http://schemas.microsoft.com/office/word/2023/wordml/word16du" xmlns:w16sdtdh="http://schemas.microsoft.com/office/word/2020/wordml/sdtdatahash" xmlns:w16sdtfl="http://schemas.microsoft.com/office/word/2024/wordml/sdtformatlock" xmlns:w16se="http://schemas.microsoft.com/office/word/2015/wordml/symex" mc:Ignorable="w14 w15 w16se w16cid w16 w16cex w16sdtdh w16sdtfl w16du">
   <w:docDefaults>
     <w:rPrDefault>
       <w:rPr>
-        <w:rFonts w:ascii="Arial" w:cs="Arial" w:eastAsia="Arial" w:hAnsi="Arial"/>
+        <w:rFonts w:ascii="Arial" w:eastAsia="Arial" w:hAnsi="Arial" w:cs="Arial"/>
         <w:sz w:val="22"/>
         <w:szCs w:val="22"/>
-        <w:lang w:val="en"/>
+        <w:lang w:val="en" w:eastAsia="en-US" w:bidi="ar-SA"/>
       </w:rPr>
     </w:rPrDefault>
     <w:pPrDefault>
@@ -314,29 +418,399 @@
       </w:pPr>
     </w:pPrDefault>
   </w:docDefaults>
-  <w:style w:type="table" w:styleId="TableNormal" w:default="1">
-    <w:name w:val="TableNormal"/>
-    <w:tblPr>
-      <w:tblCellMar>
-        <w:top w:w="100.0" w:type="dxa"/>
-        <w:left w:w="100.0" w:type="dxa"/>
-        <w:bottom w:w="100.0" w:type="dxa"/>
-        <w:right w:w="100.0" w:type="dxa"/>
-      </w:tblCellMar>
-    </w:tblPr>
-  </w:style>
-  <w:style w:type="paragraph" w:styleId="Normal" w:default="1">
-    <w:name w:val="normal"/>
+  <w:latentStyles w:defLockedState="0" w:defUIPriority="99" w:defSemiHidden="0" w:defUnhideWhenUsed="0" w:defQFormat="0" w:count="376">
+    <w:lsdException w:name="Normal" w:uiPriority="0" w:qFormat="1"/>
+    <w:lsdException w:name="heading 1" w:uiPriority="9" w:qFormat="1"/>
+    <w:lsdException w:name="heading 2" w:semiHidden="1" w:uiPriority="9" w:unhideWhenUsed="1" w:qFormat="1"/>
+    <w:lsdException w:name="heading 3" w:semiHidden="1" w:uiPriority="9" w:unhideWhenUsed="1" w:qFormat="1"/>
+    <w:lsdException w:name="heading 4" w:semiHidden="1" w:uiPriority="9" w:unhideWhenUsed="1" w:qFormat="1"/>
+    <w:lsdException w:name="heading 5" w:semiHidden="1" w:uiPriority="9" w:unhideWhenUsed="1" w:qFormat="1"/>
+    <w:lsdException w:name="heading 6" w:semiHidden="1" w:uiPriority="9" w:unhideWhenUsed="1" w:qFormat="1"/>
+    <w:lsdException w:name="heading 7" w:semiHidden="1" w:uiPriority="9" w:unhideWhenUsed="1" w:qFormat="1"/>
+    <w:lsdException w:name="heading 8" w:semiHidden="1" w:uiPriority="9" w:unhideWhenUsed="1" w:qFormat="1"/>
+    <w:lsdException w:name="heading 9" w:semiHidden="1" w:uiPriority="9" w:unhideWhenUsed="1" w:qFormat="1"/>
+    <w:lsdException w:name="index 1" w:semiHidden="1" w:unhideWhenUsed="1"/>
+    <w:lsdException w:name="index 2" w:semiHidden="1" w:unhideWhenUsed="1"/>
+    <w:lsdException w:name="index 3" w:semiHidden="1" w:unhideWhenUsed="1"/>
+    <w:lsdException w:name="index 4" w:semiHidden="1" w:unhideWhenUsed="1"/>
+    <w:lsdException w:name="index 5" w:semiHidden="1" w:unhideWhenUsed="1"/>
+    <w:lsdException w:name="index 6" w:semiHidden="1" w:unhideWhenUsed="1"/>
+    <w:lsdException w:name="index 7" w:semiHidden="1" w:unhideWhenUsed="1"/>
+    <w:lsdException w:name="index 8" w:semiHidden="1" w:unhideWhenUsed="1"/>
+    <w:lsdException w:name="index 9" w:semiHidden="1" w:unhideWhenUsed="1"/>
+    <w:lsdException w:name="toc 1" w:semiHidden="1" w:uiPriority="39" w:unhideWhenUsed="1"/>
+    <w:lsdException w:name="toc 2" w:semiHidden="1" w:uiPriority="39" w:unhideWhenUsed="1"/>
+    <w:lsdException w:name="toc 3" w:semiHidden="1" w:uiPriority="39" w:unhideWhenUsed="1"/>
+    <w:lsdException w:name="toc 4" w:semiHidden="1" w:uiPriority="39" w:unhideWhenUsed="1"/>
+    <w:lsdException w:name="toc 5" w:semiHidden="1" w:uiPriority="39" w:unhideWhenUsed="1"/>
+    <w:lsdException w:name="toc 6" w:semiHidden="1" w:uiPriority="39" w:unhideWhenUsed="1"/>
+    <w:lsdException w:name="toc 7" w:semiHidden="1" w:uiPriority="39" w:unhideWhenUsed="1"/>
+    <w:lsdException w:name="toc 8" w:semiHidden="1" w:uiPriority="39" w:unhideWhenUsed="1"/>
+    <w:lsdException w:name="toc 9" w:semiHidden="1" w:uiPriority="39" w:unhideWhenUsed="1"/>
+    <w:lsdException w:name="Normal Indent" w:semiHidden="1" w:unhideWhenUsed="1"/>
+    <w:lsdException w:name="footnote text" w:semiHidden="1" w:unhideWhenUsed="1"/>
+    <w:lsdException w:name="annotation text" w:semiHidden="1" w:unhideWhenUsed="1"/>
+    <w:lsdException w:name="header" w:semiHidden="1" w:unhideWhenUsed="1"/>
+    <w:lsdException w:name="footer" w:semiHidden="1" w:unhideWhenUsed="1"/>
+    <w:lsdException w:name="index heading" w:semiHidden="1" w:unhideWhenUsed="1"/>
+    <w:lsdException w:name="caption" w:semiHidden="1" w:uiPriority="35" w:unhideWhenUsed="1" w:qFormat="1"/>
+    <w:lsdException w:name="table of figures" w:semiHidden="1" w:unhideWhenUsed="1"/>
+    <w:lsdException w:name="envelope address" w:semiHidden="1" w:unhideWhenUsed="1"/>
+    <w:lsdException w:name="envelope return" w:semiHidden="1" w:unhideWhenUsed="1"/>
+    <w:lsdException w:name="footnote reference" w:semiHidden="1" w:unhideWhenUsed="1"/>
+    <w:lsdException w:name="annotation reference" w:semiHidden="1" w:unhideWhenUsed="1"/>
+    <w:lsdException w:name="line number" w:semiHidden="1" w:unhideWhenUsed="1"/>
+    <w:lsdException w:name="page number" w:semiHidden="1" w:unhideWhenUsed="1"/>
+    <w:lsdException w:name="endnote reference" w:semiHidden="1" w:unhideWhenUsed="1"/>
+    <w:lsdException w:name="endnote text" w:semiHidden="1" w:unhideWhenUsed="1"/>
+    <w:lsdException w:name="table of authorities" w:semiHidden="1" w:unhideWhenUsed="1"/>
+    <w:lsdException w:name="macro" w:semiHidden="1" w:unhideWhenUsed="1"/>
+    <w:lsdException w:name="toa heading" w:semiHidden="1" w:unhideWhenUsed="1"/>
+    <w:lsdException w:name="List" w:semiHidden="1" w:unhideWhenUsed="1"/>
+    <w:lsdException w:name="List Bullet" w:semiHidden="1" w:unhideWhenUsed="1"/>
+    <w:lsdException w:name="List Number" w:semiHidden="1" w:unhideWhenUsed="1"/>
+    <w:lsdException w:name="List 2" w:semiHidden="1" w:unhideWhenUsed="1"/>
+    <w:lsdException w:name="List 3" w:semiHidden="1" w:unhideWhenUsed="1"/>
+    <w:lsdException w:name="List 4" w:semiHidden="1" w:unhideWhenUsed="1"/>
+    <w:lsdException w:name="List 5" w:semiHidden="1" w:unhideWhenUsed="1"/>
+    <w:lsdException w:name="List Bullet 2" w:semiHidden="1" w:unhideWhenUsed="1"/>
+    <w:lsdException w:name="List Bullet 3" w:semiHidden="1" w:unhideWhenUsed="1"/>
+    <w:lsdException w:name="List Bullet 4" w:semiHidden="1" w:unhideWhenUsed="1"/>
+    <w:lsdException w:name="List Bullet 5" w:semiHidden="1" w:unhideWhenUsed="1"/>
+    <w:lsdException w:name="List Number 2" w:semiHidden="1" w:unhideWhenUsed="1"/>
+    <w:lsdException w:name="List Number 3" w:semiHidden="1" w:unhideWhenUsed="1"/>
+    <w:lsdException w:name="List Number 4" w:semiHidden="1" w:unhideWhenUsed="1"/>
+    <w:lsdException w:name="List Number 5" w:semiHidden="1" w:unhideWhenUsed="1"/>
+    <w:lsdException w:name="Title" w:uiPriority="10" w:qFormat="1"/>
+    <w:lsdException w:name="Closing" w:semiHidden="1" w:unhideWhenUsed="1"/>
+    <w:lsdException w:name="Signature" w:semiHidden="1" w:unhideWhenUsed="1"/>
+    <w:lsdException w:name="Default Paragraph Font" w:semiHidden="1" w:uiPriority="1" w:unhideWhenUsed="1"/>
+    <w:lsdException w:name="Body Text" w:semiHidden="1" w:unhideWhenUsed="1"/>
+    <w:lsdException w:name="Body Text Indent" w:semiHidden="1" w:unhideWhenUsed="1"/>
+    <w:lsdException w:name="List Continue" w:semiHidden="1" w:unhideWhenUsed="1"/>
+    <w:lsdException w:name="List Continue 2" w:semiHidden="1" w:unhideWhenUsed="1"/>
+    <w:lsdException w:name="List Continue 3" w:semiHidden="1" w:unhideWhenUsed="1"/>
+    <w:lsdException w:name="List Continue 4" w:semiHidden="1" w:unhideWhenUsed="1"/>
+    <w:lsdException w:name="List Continue 5" w:semiHidden="1" w:unhideWhenUsed="1"/>
+    <w:lsdException w:name="Message Header" w:semiHidden="1" w:unhideWhenUsed="1"/>
+    <w:lsdException w:name="Subtitle" w:uiPriority="11" w:qFormat="1"/>
+    <w:lsdException w:name="Salutation" w:semiHidden="1" w:unhideWhenUsed="1"/>
+    <w:lsdException w:name="Date" w:semiHidden="1" w:unhideWhenUsed="1"/>
+    <w:lsdException w:name="Body Text First Indent" w:semiHidden="1" w:unhideWhenUsed="1"/>
+    <w:lsdException w:name="Body Text First Indent 2" w:semiHidden="1" w:unhideWhenUsed="1"/>
+    <w:lsdException w:name="Note Heading" w:semiHidden="1" w:unhideWhenUsed="1"/>
+    <w:lsdException w:name="Body Text 2" w:semiHidden="1" w:unhideWhenUsed="1"/>
+    <w:lsdException w:name="Body Text 3" w:semiHidden="1" w:unhideWhenUsed="1"/>
+    <w:lsdException w:name="Body Text Indent 2" w:semiHidden="1" w:unhideWhenUsed="1"/>
+    <w:lsdException w:name="Body Text Indent 3" w:semiHidden="1" w:unhideWhenUsed="1"/>
+    <w:lsdException w:name="Block Text" w:semiHidden="1" w:unhideWhenUsed="1"/>
+    <w:lsdException w:name="Hyperlink" w:semiHidden="1" w:unhideWhenUsed="1"/>
+    <w:lsdException w:name="FollowedHyperlink" w:semiHidden="1" w:unhideWhenUsed="1"/>
+    <w:lsdException w:name="Strong" w:uiPriority="22" w:qFormat="1"/>
+    <w:lsdException w:name="Emphasis" w:uiPriority="20" w:qFormat="1"/>
+    <w:lsdException w:name="Document Map" w:semiHidden="1" w:unhideWhenUsed="1"/>
+    <w:lsdException w:name="Plain Text" w:semiHidden="1" w:unhideWhenUsed="1"/>
+    <w:lsdException w:name="E-mail Signature" w:semiHidden="1" w:unhideWhenUsed="1"/>
+    <w:lsdException w:name="HTML Top of Form" w:semiHidden="1" w:unhideWhenUsed="1"/>
+    <w:lsdException w:name="HTML Bottom of Form" w:semiHidden="1" w:unhideWhenUsed="1"/>
+    <w:lsdException w:name="Normal (Web)" w:semiHidden="1" w:unhideWhenUsed="1"/>
+    <w:lsdException w:name="HTML Acronym" w:semiHidden="1" w:unhideWhenUsed="1"/>
+    <w:lsdException w:name="HTML Address" w:semiHidden="1" w:unhideWhenUsed="1"/>
+    <w:lsdException w:name="HTML Cite" w:semiHidden="1" w:unhideWhenUsed="1"/>
+    <w:lsdException w:name="HTML Code" w:semiHidden="1" w:unhideWhenUsed="1"/>
+    <w:lsdException w:name="HTML Definition" w:semiHidden="1" w:unhideWhenUsed="1"/>
+    <w:lsdException w:name="HTML Keyboard" w:semiHidden="1" w:unhideWhenUsed="1"/>
+    <w:lsdException w:name="HTML Preformatted" w:semiHidden="1" w:unhideWhenUsed="1"/>
+    <w:lsdException w:name="HTML Sample" w:semiHidden="1" w:unhideWhenUsed="1"/>
+    <w:lsdException w:name="HTML Typewriter" w:semiHidden="1" w:unhideWhenUsed="1"/>
+    <w:lsdException w:name="HTML Variable" w:semiHidden="1" w:unhideWhenUsed="1"/>
+    <w:lsdException w:name="Normal Table" w:semiHidden="1" w:unhideWhenUsed="1"/>
+    <w:lsdException w:name="annotation subject" w:semiHidden="1" w:unhideWhenUsed="1"/>
+    <w:lsdException w:name="No List" w:semiHidden="1" w:unhideWhenUsed="1"/>
+    <w:lsdException w:name="Outline List 1" w:semiHidden="1" w:unhideWhenUsed="1"/>
+    <w:lsdException w:name="Outline List 2" w:semiHidden="1" w:unhideWhenUsed="1"/>
+    <w:lsdException w:name="Outline List 3" w:semiHidden="1" w:unhideWhenUsed="1"/>
+    <w:lsdException w:name="Table Simple 1" w:semiHidden="1" w:unhideWhenUsed="1"/>
+    <w:lsdException w:name="Table Simple 2" w:semiHidden="1" w:unhideWhenUsed="1"/>
+    <w:lsdException w:name="Table Simple 3" w:semiHidden="1" w:unhideWhenUsed="1"/>
+    <w:lsdException w:name="Table Classic 1" w:semiHidden="1" w:unhideWhenUsed="1"/>
+    <w:lsdException w:name="Table Classic 2" w:semiHidden="1" w:unhideWhenUsed="1"/>
+    <w:lsdException w:name="Table Classic 3" w:semiHidden="1" w:unhideWhenUsed="1"/>
+    <w:lsdException w:name="Table Classic 4" w:semiHidden="1" w:unhideWhenUsed="1"/>
+    <w:lsdException w:name="Table Colorful 1" w:semiHidden="1" w:unhideWhenUsed="1"/>
+    <w:lsdException w:name="Table Colorful 2" w:semiHidden="1" w:unhideWhenUsed="1"/>
+    <w:lsdException w:name="Table Colorful 3" w:semiHidden="1" w:unhideWhenUsed="1"/>
+    <w:lsdException w:name="Table Columns 1" w:semiHidden="1" w:unhideWhenUsed="1"/>
+    <w:lsdException w:name="Table Columns 2" w:semiHidden="1" w:unhideWhenUsed="1"/>
+    <w:lsdException w:name="Table Columns 3" w:semiHidden="1" w:unhideWhenUsed="1"/>
+    <w:lsdException w:name="Table Columns 4" w:semiHidden="1" w:unhideWhenUsed="1"/>
+    <w:lsdException w:name="Table Columns 5" w:semiHidden="1" w:unhideWhenUsed="1"/>
+    <w:lsdException w:name="Table Grid 1" w:semiHidden="1" w:unhideWhenUsed="1"/>
+    <w:lsdException w:name="Table Grid 2" w:semiHidden="1" w:unhideWhenUsed="1"/>
+    <w:lsdException w:name="Table Grid 3" w:semiHidden="1" w:unhideWhenUsed="1"/>
+    <w:lsdException w:name="Table Grid 4" w:semiHidden="1" w:unhideWhenUsed="1"/>
+    <w:lsdException w:name="Table Grid 5" w:semiHidden="1" w:unhideWhenUsed="1"/>
+    <w:lsdException w:name="Table Grid 6" w:semiHidden="1" w:unhideWhenUsed="1"/>
+    <w:lsdException w:name="Table Grid 7" w:semiHidden="1" w:unhideWhenUsed="1"/>
+    <w:lsdException w:name="Table Grid 8" w:semiHidden="1" w:unhideWhenUsed="1"/>
+    <w:lsdException w:name="Table List 1" w:semiHidden="1" w:unhideWhenUsed="1"/>
+    <w:lsdException w:name="Table List 2" w:semiHidden="1" w:unhideWhenUsed="1"/>
+    <w:lsdException w:name="Table List 3" w:semiHidden="1" w:unhideWhenUsed="1"/>
+    <w:lsdException w:name="Table List 4" w:semiHidden="1" w:unhideWhenUsed="1"/>
+    <w:lsdException w:name="Table List 5" w:semiHidden="1" w:unhideWhenUsed="1"/>
+    <w:lsdException w:name="Table List 6" w:semiHidden="1" w:unhideWhenUsed="1"/>
+    <w:lsdException w:name="Table List 7" w:semiHidden="1" w:unhideWhenUsed="1"/>
+    <w:lsdException w:name="Table List 8" w:semiHidden="1" w:unhideWhenUsed="1"/>
+    <w:lsdException w:name="Table 3D effects 1" w:semiHidden="1" w:unhideWhenUsed="1"/>
+    <w:lsdException w:name="Table 3D effects 2" w:semiHidden="1" w:unhideWhenUsed="1"/>
+    <w:lsdException w:name="Table 3D effects 3" w:semiHidden="1" w:unhideWhenUsed="1"/>
+    <w:lsdException w:name="Table Contemporary" w:semiHidden="1" w:unhideWhenUsed="1"/>
+    <w:lsdException w:name="Table Elegant" w:semiHidden="1" w:unhideWhenUsed="1"/>
+    <w:lsdException w:name="Table Professional" w:semiHidden="1" w:unhideWhenUsed="1"/>
+    <w:lsdException w:name="Table Subtle 1" w:semiHidden="1" w:unhideWhenUsed="1"/>
+    <w:lsdException w:name="Table Subtle 2" w:semiHidden="1" w:unhideWhenUsed="1"/>
+    <w:lsdException w:name="Table Web 1" w:semiHidden="1" w:unhideWhenUsed="1"/>
+    <w:lsdException w:name="Table Web 2" w:semiHidden="1" w:unhideWhenUsed="1"/>
+    <w:lsdException w:name="Table Web 3" w:semiHidden="1" w:unhideWhenUsed="1"/>
+    <w:lsdException w:name="Balloon Text" w:semiHidden="1" w:unhideWhenUsed="1"/>
+    <w:lsdException w:name="Table Grid" w:uiPriority="39"/>
+    <w:lsdException w:name="Table Theme" w:semiHidden="1" w:unhideWhenUsed="1"/>
+    <w:lsdException w:name="Placeholder Text" w:semiHidden="1"/>
+    <w:lsdException w:name="No Spacing" w:uiPriority="1" w:qFormat="1"/>
+    <w:lsdException w:name="Light Shading" w:uiPriority="60"/>
+    <w:lsdException w:name="Light List" w:uiPriority="61"/>
+    <w:lsdException w:name="Light Grid" w:uiPriority="62"/>
+    <w:lsdException w:name="Medium Shading 1" w:uiPriority="63"/>
+    <w:lsdException w:name="Medium Shading 2" w:uiPriority="64"/>
+    <w:lsdException w:name="Medium List 1" w:uiPriority="65"/>
+    <w:lsdException w:name="Medium List 2" w:uiPriority="66"/>
+    <w:lsdException w:name="Medium Grid 1" w:uiPriority="67"/>
+    <w:lsdException w:name="Medium Grid 2" w:uiPriority="68"/>
+    <w:lsdException w:name="Medium Grid 3" w:uiPriority="69"/>
+    <w:lsdException w:name="Dark List" w:uiPriority="70"/>
+    <w:lsdException w:name="Colorful Shading" w:uiPriority="71"/>
+    <w:lsdException w:name="Colorful List" w:uiPriority="72"/>
+    <w:lsdException w:name="Colorful Grid" w:uiPriority="73"/>
+    <w:lsdException w:name="Light Shading Accent 1" w:uiPriority="60"/>
+    <w:lsdException w:name="Light List Accent 1" w:uiPriority="61"/>
+    <w:lsdException w:name="Light Grid Accent 1" w:uiPriority="62"/>
+    <w:lsdException w:name="Medium Shading 1 Accent 1" w:uiPriority="63"/>
+    <w:lsdException w:name="Medium Shading 2 Accent 1" w:uiPriority="64"/>
+    <w:lsdException w:name="Medium List 1 Accent 1" w:uiPriority="65"/>
+    <w:lsdException w:name="Revision" w:semiHidden="1"/>
+    <w:lsdException w:name="List Paragraph" w:uiPriority="34" w:qFormat="1"/>
+    <w:lsdException w:name="Quote" w:uiPriority="29" w:qFormat="1"/>
+    <w:lsdException w:name="Intense Quote" w:uiPriority="30" w:qFormat="1"/>
+    <w:lsdException w:name="Medium List 2 Accent 1" w:uiPriority="66"/>
+    <w:lsdException w:name="Medium Grid 1 Accent 1" w:uiPriority="67"/>
+    <w:lsdException w:name="Medium Grid 2 Accent 1" w:uiPriority="68"/>
+    <w:lsdException w:name="Medium Grid 3 Accent 1" w:uiPriority="69"/>
+    <w:lsdException w:name="Dark List Accent 1" w:uiPriority="70"/>
+    <w:lsdException w:name="Colorful Shading Accent 1" w:uiPriority="71"/>
+    <w:lsdException w:name="Colorful List Accent 1" w:uiPriority="72"/>
+    <w:lsdException w:name="Colorful Grid Accent 1" w:uiPriority="73"/>
+    <w:lsdException w:name="Light Shading Accent 2" w:uiPriority="60"/>
+    <w:lsdException w:name="Light List Accent 2" w:uiPriority="61"/>
+    <w:lsdException w:name="Light Grid Accent 2" w:uiPriority="62"/>
+    <w:lsdException w:name="Medium Shading 1 Accent 2" w:uiPriority="63"/>
+    <w:lsdException w:name="Medium Shading 2 Accent 2" w:uiPriority="64"/>
+    <w:lsdException w:name="Medium List 1 Accent 2" w:uiPriority="65"/>
+    <w:lsdException w:name="Medium List 2 Accent 2" w:uiPriority="66"/>
+    <w:lsdException w:name="Medium Grid 1 Accent 2" w:uiPriority="67"/>
+    <w:lsdException w:name="Medium Grid 2 Accent 2" w:uiPriority="68"/>
+    <w:lsdException w:name="Medium Grid 3 Accent 2" w:uiPriority="69"/>
+    <w:lsdException w:name="Dark List Accent 2" w:uiPriority="70"/>
+    <w:lsdException w:name="Colorful Shading Accent 2" w:uiPriority="71"/>
+    <w:lsdException w:name="Colorful List Accent 2" w:uiPriority="72"/>
+    <w:lsdException w:name="Colorful Grid Accent 2" w:uiPriority="73"/>
+    <w:lsdException w:name="Light Shading Accent 3" w:uiPriority="60"/>
+    <w:lsdException w:name="Light List Accent 3" w:uiPriority="61"/>
+    <w:lsdException w:name="Light Grid Accent 3" w:uiPriority="62"/>
+    <w:lsdException w:name="Medium Shading 1 Accent 3" w:uiPriority="63"/>
+    <w:lsdException w:name="Medium Shading 2 Accent 3" w:uiPriority="64"/>
+    <w:lsdException w:name="Medium List 1 Accent 3" w:uiPriority="65"/>
+    <w:lsdException w:name="Medium List 2 Accent 3" w:uiPriority="66"/>
+    <w:lsdException w:name="Medium Grid 1 Accent 3" w:uiPriority="67"/>
+    <w:lsdException w:name="Medium Grid 2 Accent 3" w:uiPriority="68"/>
+    <w:lsdException w:name="Medium Grid 3 Accent 3" w:uiPriority="69"/>
+    <w:lsdException w:name="Dark List Accent 3" w:uiPriority="70"/>
+    <w:lsdException w:name="Colorful Shading Accent 3" w:uiPriority="71"/>
+    <w:lsdException w:name="Colorful List Accent 3" w:uiPriority="72"/>
+    <w:lsdException w:name="Colorful Grid Accent 3" w:uiPriority="73"/>
+    <w:lsdException w:name="Light Shading Accent 4" w:uiPriority="60"/>
+    <w:lsdException w:name="Light List Accent 4" w:uiPriority="61"/>
+    <w:lsdException w:name="Light Grid Accent 4" w:uiPriority="62"/>
+    <w:lsdException w:name="Medium Shading 1 Accent 4" w:uiPriority="63"/>
+    <w:lsdException w:name="Medium Shading 2 Accent 4" w:uiPriority="64"/>
+    <w:lsdException w:name="Medium List 1 Accent 4" w:uiPriority="65"/>
+    <w:lsdException w:name="Medium List 2 Accent 4" w:uiPriority="66"/>
+    <w:lsdException w:name="Medium Grid 1 Accent 4" w:uiPriority="67"/>
+    <w:lsdException w:name="Medium Grid 2 Accent 4" w:uiPriority="68"/>
+    <w:lsdException w:name="Medium Grid 3 Accent 4" w:uiPriority="69"/>
+    <w:lsdException w:name="Dark List Accent 4" w:uiPriority="70"/>
+    <w:lsdException w:name="Colorful Shading Accent 4" w:uiPriority="71"/>
+    <w:lsdException w:name="Colorful List Accent 4" w:uiPriority="72"/>
+    <w:lsdException w:name="Colorful Grid Accent 4" w:uiPriority="73"/>
+    <w:lsdException w:name="Light Shading Accent 5" w:uiPriority="60"/>
+    <w:lsdException w:name="Light List Accent 5" w:uiPriority="61"/>
+    <w:lsdException w:name="Light Grid Accent 5" w:uiPriority="62"/>
+    <w:lsdException w:name="Medium Shading 1 Accent 5" w:uiPriority="63"/>
+    <w:lsdException w:name="Medium Shading 2 Accent 5" w:uiPriority="64"/>
+    <w:lsdException w:name="Medium List 1 Accent 5" w:uiPriority="65"/>
+    <w:lsdException w:name="Medium List 2 Accent 5" w:uiPriority="66"/>
+    <w:lsdException w:name="Medium Grid 1 Accent 5" w:uiPriority="67"/>
+    <w:lsdException w:name="Medium Grid 2 Accent 5" w:uiPriority="68"/>
+    <w:lsdException w:name="Medium Grid 3 Accent 5" w:uiPriority="69"/>
+    <w:lsdException w:name="Dark List Accent 5" w:uiPriority="70"/>
+    <w:lsdException w:name="Colorful Shading Accent 5" w:uiPriority="71"/>
+    <w:lsdException w:name="Colorful List Accent 5" w:uiPriority="72"/>
+    <w:lsdException w:name="Colorful Grid Accent 5" w:uiPriority="73"/>
+    <w:lsdException w:name="Light Shading Accent 6" w:uiPriority="60"/>
+    <w:lsdException w:name="Light List Accent 6" w:uiPriority="61"/>
+    <w:lsdException w:name="Light Grid Accent 6" w:uiPriority="62"/>
+    <w:lsdException w:name="Medium Shading 1 Accent 6" w:uiPriority="63"/>
+    <w:lsdException w:name="Medium Shading 2 Accent 6" w:uiPriority="64"/>
+    <w:lsdException w:name="Medium List 1 Accent 6" w:uiPriority="65"/>
+    <w:lsdException w:name="Medium List 2 Accent 6" w:uiPriority="66"/>
+    <w:lsdException w:name="Medium Grid 1 Accent 6" w:uiPriority="67"/>
+    <w:lsdException w:name="Medium Grid 2 Accent 6" w:uiPriority="68"/>
+    <w:lsdException w:name="Medium Grid 3 Accent 6" w:uiPriority="69"/>
+    <w:lsdException w:name="Dark List Accent 6" w:uiPriority="70"/>
+    <w:lsdException w:name="Colorful Shading Accent 6" w:uiPriority="71"/>
+    <w:lsdException w:name="Colorful List Accent 6" w:uiPriority="72"/>
+    <w:lsdException w:name="Colorful Grid Accent 6" w:uiPriority="73"/>
+    <w:lsdException w:name="Subtle Emphasis" w:uiPriority="19" w:qFormat="1"/>
+    <w:lsdException w:name="Intense Emphasis" w:uiPriority="21" w:qFormat="1"/>
+    <w:lsdException w:name="Subtle Reference" w:uiPriority="31" w:qFormat="1"/>
+    <w:lsdException w:name="Intense Reference" w:uiPriority="32" w:qFormat="1"/>
+    <w:lsdException w:name="Book Title" w:uiPriority="33" w:qFormat="1"/>
+    <w:lsdException w:name="Bibliography" w:semiHidden="1" w:uiPriority="37" w:unhideWhenUsed="1"/>
+    <w:lsdException w:name="TOC Heading" w:semiHidden="1" w:uiPriority="39" w:unhideWhenUsed="1" w:qFormat="1"/>
+    <w:lsdException w:name="Plain Table 1" w:uiPriority="41"/>
+    <w:lsdException w:name="Plain Table 2" w:uiPriority="42"/>
+    <w:lsdException w:name="Plain Table 3" w:uiPriority="43"/>
+    <w:lsdException w:name="Plain Table 4" w:uiPriority="44"/>
+    <w:lsdException w:name="Plain Table 5" w:uiPriority="45"/>
+    <w:lsdException w:name="Grid Table Light" w:uiPriority="40"/>
+    <w:lsdException w:name="Grid Table 1 Light" w:uiPriority="46"/>
+    <w:lsdException w:name="Grid Table 2" w:uiPriority="47"/>
+    <w:lsdException w:name="Grid Table 3" w:uiPriority="48"/>
+    <w:lsdException w:name="Grid Table 4" w:uiPriority="49"/>
+    <w:lsdException w:name="Grid Table 5 Dark" w:uiPriority="50"/>
+    <w:lsdException w:name="Grid Table 6 Colorful" w:uiPriority="51"/>
+    <w:lsdException w:name="Grid Table 7 Colorful" w:uiPriority="52"/>
+    <w:lsdException w:name="Grid Table 1 Light Accent 1" w:uiPriority="46"/>
+    <w:lsdException w:name="Grid Table 2 Accent 1" w:uiPriority="47"/>
+    <w:lsdException w:name="Grid Table 3 Accent 1" w:uiPriority="48"/>
+    <w:lsdException w:name="Grid Table 4 Accent 1" w:uiPriority="49"/>
+    <w:lsdException w:name="Grid Table 5 Dark Accent 1" w:uiPriority="50"/>
+    <w:lsdException w:name="Grid Table 6 Colorful Accent 1" w:uiPriority="51"/>
+    <w:lsdException w:name="Grid Table 7 Colorful Accent 1" w:uiPriority="52"/>
+    <w:lsdException w:name="Grid Table 1 Light Accent 2" w:uiPriority="46"/>
+    <w:lsdException w:name="Grid Table 2 Accent 2" w:uiPriority="47"/>
+    <w:lsdException w:name="Grid Table 3 Accent 2" w:uiPriority="48"/>
+    <w:lsdException w:name="Grid Table 4 Accent 2" w:uiPriority="49"/>
+    <w:lsdException w:name="Grid Table 5 Dark Accent 2" w:uiPriority="50"/>
+    <w:lsdException w:name="Grid Table 6 Colorful Accent 2" w:uiPriority="51"/>
+    <w:lsdException w:name="Grid Table 7 Colorful Accent 2" w:uiPriority="52"/>
+    <w:lsdException w:name="Grid Table 1 Light Accent 3" w:uiPriority="46"/>
+    <w:lsdException w:name="Grid Table 2 Accent 3" w:uiPriority="47"/>
+    <w:lsdException w:name="Grid Table 3 Accent 3" w:uiPriority="48"/>
+    <w:lsdException w:name="Grid Table 4 Accent 3" w:uiPriority="49"/>
+    <w:lsdException w:name="Grid Table 5 Dark Accent 3" w:uiPriority="50"/>
+    <w:lsdException w:name="Grid Table 6 Colorful Accent 3" w:uiPriority="51"/>
+    <w:lsdException w:name="Grid Table 7 Colorful Accent 3" w:uiPriority="52"/>
+    <w:lsdException w:name="Grid Table 1 Light Accent 4" w:uiPriority="46"/>
+    <w:lsdException w:name="Grid Table 2 Accent 4" w:uiPriority="47"/>
+    <w:lsdException w:name="Grid Table 3 Accent 4" w:uiPriority="48"/>
+    <w:lsdException w:name="Grid Table 4 Accent 4" w:uiPriority="49"/>
+    <w:lsdException w:name="Grid Table 5 Dark Accent 4" w:uiPriority="50"/>
+    <w:lsdException w:name="Grid Table 6 Colorful Accent 4" w:uiPriority="51"/>
+    <w:lsdException w:name="Grid Table 7 Colorful Accent 4" w:uiPriority="52"/>
+    <w:lsdException w:name="Grid Table 1 Light Accent 5" w:uiPriority="46"/>
+    <w:lsdException w:name="Grid Table 2 Accent 5" w:uiPriority="47"/>
+    <w:lsdException w:name="Grid Table 3 Accent 5" w:uiPriority="48"/>
+    <w:lsdException w:name="Grid Table 4 Accent 5" w:uiPriority="49"/>
+    <w:lsdException w:name="Grid Table 5 Dark Accent 5" w:uiPriority="50"/>
+    <w:lsdException w:name="Grid Table 6 Colorful Accent 5" w:uiPriority="51"/>
+    <w:lsdException w:name="Grid Table 7 Colorful Accent 5" w:uiPriority="52"/>
+    <w:lsdException w:name="Grid Table 1 Light Accent 6" w:uiPriority="46"/>
+    <w:lsdException w:name="Grid Table 2 Accent 6" w:uiPriority="47"/>
+    <w:lsdException w:name="Grid Table 3 Accent 6" w:uiPriority="48"/>
+    <w:lsdException w:name="Grid Table 4 Accent 6" w:uiPriority="49"/>
+    <w:lsdException w:name="Grid Table 5 Dark Accent 6" w:uiPriority="50"/>
+    <w:lsdException w:name="Grid Table 6 Colorful Accent 6" w:uiPriority="51"/>
+    <w:lsdException w:name="Grid Table 7 Colorful Accent 6" w:uiPriority="52"/>
+    <w:lsdException w:name="List Table 1 Light" w:uiPriority="46"/>
+    <w:lsdException w:name="List Table 2" w:uiPriority="47"/>
+    <w:lsdException w:name="List Table 3" w:uiPriority="48"/>
+    <w:lsdException w:name="List Table 4" w:uiPriority="49"/>
+    <w:lsdException w:name="List Table 5 Dark" w:uiPriority="50"/>
+    <w:lsdException w:name="List Table 6 Colorful" w:uiPriority="51"/>
+    <w:lsdException w:name="List Table 7 Colorful" w:uiPriority="52"/>
+    <w:lsdException w:name="List Table 1 Light Accent 1" w:uiPriority="46"/>
+    <w:lsdException w:name="List Table 2 Accent 1" w:uiPriority="47"/>
+    <w:lsdException w:name="List Table 3 Accent 1" w:uiPriority="48"/>
+    <w:lsdException w:name="List Table 4 Accent 1" w:uiPriority="49"/>
+    <w:lsdException w:name="List Table 5 Dark Accent 1" w:uiPriority="50"/>
+    <w:lsdException w:name="List Table 6 Colorful Accent 1" w:uiPriority="51"/>
+    <w:lsdException w:name="List Table 7 Colorful Accent 1" w:uiPriority="52"/>
+    <w:lsdException w:name="List Table 1 Light Accent 2" w:uiPriority="46"/>
+    <w:lsdException w:name="List Table 2 Accent 2" w:uiPriority="47"/>
+    <w:lsdException w:name="List Table 3 Accent 2" w:uiPriority="48"/>
+    <w:lsdException w:name="List Table 4 Accent 2" w:uiPriority="49"/>
+    <w:lsdException w:name="List Table 5 Dark Accent 2" w:uiPriority="50"/>
+    <w:lsdException w:name="List Table 6 Colorful Accent 2" w:uiPriority="51"/>
+    <w:lsdException w:name="List Table 7 Colorful Accent 2" w:uiPriority="52"/>
+    <w:lsdException w:name="List Table 1 Light Accent 3" w:uiPriority="46"/>
+    <w:lsdException w:name="List Table 2 Accent 3" w:uiPriority="47"/>
+    <w:lsdException w:name="List Table 3 Accent 3" w:uiPriority="48"/>
+    <w:lsdException w:name="List Table 4 Accent 3" w:uiPriority="49"/>
+    <w:lsdException w:name="List Table 5 Dark Accent 3" w:uiPriority="50"/>
+    <w:lsdException w:name="List Table 6 Colorful Accent 3" w:uiPriority="51"/>
+    <w:lsdException w:name="List Table 7 Colorful Accent 3" w:uiPriority="52"/>
+    <w:lsdException w:name="List Table 1 Light Accent 4" w:uiPriority="46"/>
+    <w:lsdException w:name="List Table 2 Accent 4" w:uiPriority="47"/>
+    <w:lsdException w:name="List Table 3 Accent 4" w:uiPriority="48"/>
+    <w:lsdException w:name="List Table 4 Accent 4" w:uiPriority="49"/>
+    <w:lsdException w:name="List Table 5 Dark Accent 4" w:uiPriority="50"/>
+    <w:lsdException w:name="List Table 6 Colorful Accent 4" w:uiPriority="51"/>
+    <w:lsdException w:name="List Table 7 Colorful Accent 4" w:uiPriority="52"/>
+    <w:lsdException w:name="List Table 1 Light Accent 5" w:uiPriority="46"/>
+    <w:lsdException w:name="List Table 2 Accent 5" w:uiPriority="47"/>
+    <w:lsdException w:name="List Table 3 Accent 5" w:uiPriority="48"/>
+    <w:lsdException w:name="List Table 4 Accent 5" w:uiPriority="49"/>
+    <w:lsdException w:name="List Table 5 Dark Accent 5" w:uiPriority="50"/>
+    <w:lsdException w:name="List Table 6 Colorful Accent 5" w:uiPriority="51"/>
+    <w:lsdException w:name="List Table 7 Colorful Accent 5" w:uiPriority="52"/>
+    <w:lsdException w:name="List Table 1 Light Accent 6" w:uiPriority="46"/>
+    <w:lsdException w:name="List Table 2 Accent 6" w:uiPriority="47"/>
+    <w:lsdException w:name="List Table 3 Accent 6" w:uiPriority="48"/>
+    <w:lsdException w:name="List Table 4 Accent 6" w:uiPriority="49"/>
+    <w:lsdException w:name="List Table 5 Dark Accent 6" w:uiPriority="50"/>
+    <w:lsdException w:name="List Table 6 Colorful Accent 6" w:uiPriority="51"/>
+    <w:lsdException w:name="List Table 7 Colorful Accent 6" w:uiPriority="52"/>
+    <w:lsdException w:name="Mention" w:semiHidden="1" w:unhideWhenUsed="1"/>
+    <w:lsdException w:name="Smart Hyperlink" w:semiHidden="1" w:unhideWhenUsed="1"/>
+    <w:lsdException w:name="Hashtag" w:semiHidden="1" w:unhideWhenUsed="1"/>
+    <w:lsdException w:name="Unresolved Mention" w:semiHidden="1" w:unhideWhenUsed="1"/>
+    <w:lsdException w:name="Smart Link" w:semiHidden="1" w:unhideWhenUsed="1"/>
+  </w:latentStyles>
+  <w:style w:type="paragraph" w:default="1" w:styleId="Normal">
+    <w:name w:val="Normal"/>
+    <w:qFormat/>
   </w:style>
   <w:style w:type="paragraph" w:styleId="Heading1">
     <w:name w:val="heading 1"/>
     <w:basedOn w:val="Normal"/>
     <w:next w:val="Normal"/>
+    <w:uiPriority w:val="9"/>
+    <w:qFormat/>
     <w:pPr>
-      <w:keepNext w:val="1"/>
-      <w:keepLines w:val="1"/>
-      <w:pageBreakBefore w:val="0"/>
-      <w:spacing w:after="120" w:before="400" w:lineRule="auto"/>
+      <w:keepNext/>
+      <w:keepLines/>
+      <w:spacing w:before="400" w:after="120"/>
+      <w:outlineLvl w:val="0"/>
     </w:pPr>
     <w:rPr>
       <w:sz w:val="40"/>
@@ -347,15 +821,17 @@
     <w:name w:val="heading 2"/>
     <w:basedOn w:val="Normal"/>
     <w:next w:val="Normal"/>
+    <w:uiPriority w:val="9"/>
+    <w:semiHidden/>
+    <w:unhideWhenUsed/>
+    <w:qFormat/>
     <w:pPr>
-      <w:keepNext w:val="1"/>
-      <w:keepLines w:val="1"/>
-      <w:pageBreakBefore w:val="0"/>
-      <w:spacing w:after="120" w:before="360" w:lineRule="auto"/>
+      <w:keepNext/>
+      <w:keepLines/>
+      <w:spacing w:before="360" w:after="120"/>
+      <w:outlineLvl w:val="1"/>
     </w:pPr>
     <w:rPr>
-      <w:b w:val="0"/>
-      <w:bCs w:val="0"/>
       <w:sz w:val="32"/>
       <w:szCs w:val="32"/>
     </w:rPr>
@@ -364,15 +840,17 @@
     <w:name w:val="heading 3"/>
     <w:basedOn w:val="Normal"/>
     <w:next w:val="Normal"/>
+    <w:uiPriority w:val="9"/>
+    <w:semiHidden/>
+    <w:unhideWhenUsed/>
+    <w:qFormat/>
     <w:pPr>
-      <w:keepNext w:val="1"/>
-      <w:keepLines w:val="1"/>
-      <w:pageBreakBefore w:val="0"/>
-      <w:spacing w:after="80" w:before="320" w:lineRule="auto"/>
+      <w:keepNext/>
+      <w:keepLines/>
+      <w:spacing w:before="320" w:after="80"/>
+      <w:outlineLvl w:val="2"/>
     </w:pPr>
     <w:rPr>
-      <w:b w:val="0"/>
-      <w:bCs w:val="0"/>
       <w:color w:val="434343"/>
       <w:sz w:val="28"/>
       <w:szCs w:val="28"/>
@@ -382,11 +860,15 @@
     <w:name w:val="heading 4"/>
     <w:basedOn w:val="Normal"/>
     <w:next w:val="Normal"/>
+    <w:uiPriority w:val="9"/>
+    <w:semiHidden/>
+    <w:unhideWhenUsed/>
+    <w:qFormat/>
     <w:pPr>
-      <w:keepNext w:val="1"/>
-      <w:keepLines w:val="1"/>
-      <w:pageBreakBefore w:val="0"/>
-      <w:spacing w:after="80" w:before="280" w:lineRule="auto"/>
+      <w:keepNext/>
+      <w:keepLines/>
+      <w:spacing w:before="280" w:after="80"/>
+      <w:outlineLvl w:val="3"/>
     </w:pPr>
     <w:rPr>
       <w:color w:val="666666"/>
@@ -398,45 +880,88 @@
     <w:name w:val="heading 5"/>
     <w:basedOn w:val="Normal"/>
     <w:next w:val="Normal"/>
+    <w:uiPriority w:val="9"/>
+    <w:semiHidden/>
+    <w:unhideWhenUsed/>
+    <w:qFormat/>
     <w:pPr>
-      <w:keepNext w:val="1"/>
-      <w:keepLines w:val="1"/>
-      <w:pageBreakBefore w:val="0"/>
-      <w:spacing w:after="80" w:before="240" w:lineRule="auto"/>
+      <w:keepNext/>
+      <w:keepLines/>
+      <w:spacing w:before="240" w:after="80"/>
+      <w:outlineLvl w:val="4"/>
     </w:pPr>
     <w:rPr>
       <w:color w:val="666666"/>
-      <w:sz w:val="22"/>
-      <w:szCs w:val="22"/>
     </w:rPr>
   </w:style>
   <w:style w:type="paragraph" w:styleId="Heading6">
     <w:name w:val="heading 6"/>
     <w:basedOn w:val="Normal"/>
     <w:next w:val="Normal"/>
+    <w:uiPriority w:val="9"/>
+    <w:semiHidden/>
+    <w:unhideWhenUsed/>
+    <w:qFormat/>
     <w:pPr>
-      <w:keepNext w:val="1"/>
-      <w:keepLines w:val="1"/>
-      <w:pageBreakBefore w:val="0"/>
-      <w:spacing w:after="80" w:before="240" w:lineRule="auto"/>
+      <w:keepNext/>
+      <w:keepLines/>
+      <w:spacing w:before="240" w:after="80"/>
+      <w:outlineLvl w:val="5"/>
     </w:pPr>
     <w:rPr>
-      <w:i w:val="1"/>
-      <w:iCs w:val="1"/>
+      <w:i/>
+      <w:iCs/>
       <w:color w:val="666666"/>
-      <w:sz w:val="22"/>
-      <w:szCs w:val="22"/>
     </w:rPr>
+  </w:style>
+  <w:style w:type="character" w:default="1" w:styleId="DefaultParagraphFont">
+    <w:name w:val="Default Paragraph Font"/>
+    <w:uiPriority w:val="1"/>
+    <w:semiHidden/>
+    <w:unhideWhenUsed/>
+  </w:style>
+  <w:style w:type="table" w:default="1" w:styleId="TableNormal">
+    <w:name w:val="Normal Table"/>
+    <w:uiPriority w:val="99"/>
+    <w:semiHidden/>
+    <w:unhideWhenUsed/>
+    <w:tblPr>
+      <w:tblInd w:w="0" w:type="dxa"/>
+      <w:tblCellMar>
+        <w:top w:w="0" w:type="dxa"/>
+        <w:left w:w="108" w:type="dxa"/>
+        <w:bottom w:w="0" w:type="dxa"/>
+        <w:right w:w="108" w:type="dxa"/>
+      </w:tblCellMar>
+    </w:tblPr>
+  </w:style>
+  <w:style w:type="numbering" w:default="1" w:styleId="NoList">
+    <w:name w:val="No List"/>
+    <w:uiPriority w:val="99"/>
+    <w:semiHidden/>
+    <w:unhideWhenUsed/>
+  </w:style>
+  <w:style w:type="table" w:customStyle="1" w:styleId="TableNormal0">
+    <w:name w:val="TableNormal"/>
+    <w:tblPr>
+      <w:tblCellMar>
+        <w:top w:w="100" w:type="dxa"/>
+        <w:left w:w="100" w:type="dxa"/>
+        <w:bottom w:w="100" w:type="dxa"/>
+        <w:right w:w="100" w:type="dxa"/>
+      </w:tblCellMar>
+    </w:tblPr>
   </w:style>
   <w:style w:type="paragraph" w:styleId="Title">
     <w:name w:val="Title"/>
     <w:basedOn w:val="Normal"/>
     <w:next w:val="Normal"/>
+    <w:uiPriority w:val="10"/>
+    <w:qFormat/>
     <w:pPr>
-      <w:keepNext w:val="1"/>
-      <w:keepLines w:val="1"/>
-      <w:pageBreakBefore w:val="0"/>
-      <w:spacing w:after="60" w:before="0" w:lineRule="auto"/>
+      <w:keepNext/>
+      <w:keepLines/>
+      <w:spacing w:after="60"/>
     </w:pPr>
     <w:rPr>
       <w:sz w:val="52"/>
@@ -447,16 +972,14 @@
     <w:name w:val="Subtitle"/>
     <w:basedOn w:val="Normal"/>
     <w:next w:val="Normal"/>
+    <w:uiPriority w:val="11"/>
+    <w:qFormat/>
     <w:pPr>
-      <w:keepNext w:val="1"/>
-      <w:keepLines w:val="1"/>
-      <w:pageBreakBefore w:val="0"/>
-      <w:spacing w:after="320" w:before="0" w:lineRule="auto"/>
+      <w:keepNext/>
+      <w:keepLines/>
+      <w:spacing w:after="320"/>
     </w:pPr>
     <w:rPr>
-      <w:rFonts w:ascii="Arial" w:cs="Arial" w:eastAsia="Arial" w:hAnsi="Arial"/>
-      <w:i w:val="0"/>
-      <w:iCs w:val="0"/>
       <w:color w:val="666666"/>
       <w:sz w:val="30"/>
       <w:szCs w:val="30"/>
